--- a/docs/Aarogya_Sathi_Interim_Report_Updated.docx
+++ b/docs/Aarogya_Sathi_Interim_Report_Updated.docx
@@ -424,7 +424,7 @@
         <w:rPr>
           <w:color w:val="000000" w:themeColor="text1"/>
         </w:rPr>
-        <w:t>The healthcare infrastructure in India is under unprecedented strain. The World Health Organization (WHO) recommends a doctor-to-population ratio of 1:1000, a target that remains elusive in many Indian urban and semi-urban sectors. This scarcity drives up the cost of private consultations, rendering basic preventative care inaccessible to a majority of the workforce. Simultaneously, urban India is battling an environmental crisis; cities frequently record AQI levels exceeding 300 (Hazardous), which directly</w:t>
+        <w:t>The healthcare infrastructure in India is under severe strain. The World Health Organization (WHO) recommends a doctor-to-population ratio of 1:1000, a target that remains elusive in many Indian urban and semi-urban sectors. This scarcity drives up the cost of private consultations, rendering basic preventative care inaccessible to a majority of the workforce. Simultaneously, urban India is battling an environmental crisis; cities frequently record AQI levels exceeding 300 (Hazardous), which directly</w:t>
       </w:r>
       <w:r>
         <w:rPr>
@@ -474,7 +474,7 @@
         <w:rPr>
           <w:color w:val="000000" w:themeColor="text1"/>
         </w:rPr>
-        <w:t>The core motivation driving Aarogya Sathi is the democratization of preventative healthcare through safe, localized, and context-aware AI. By leveraging cutting-edge advancements in Agentic AI, the project aims to build an assistant that understands the user's specific chronic conditions in the context of their immediate physical environment (weather and air quality).</w:t>
+        <w:t>The core motivation driving Aarogya Sathi is the widening access of preventative healthcare through safe, localized, and context-aware AI. By leveraging recent advancements in Agentic AI, the project aims to build an assistant that understands the user's specific chronic conditions in the context of their immediate physical environment (weather and air quality).</w:t>
       </w:r>
     </w:p>
     <w:p>
@@ -680,7 +680,7 @@
         <w:rPr>
           <w:color w:val="000000" w:themeColor="text1"/>
         </w:rPr>
-        <w:t xml:space="preserve">The digital health landscape is currently bifurcated. On one side are traditional telemedicine platforms like Practo and Apollo 24/7. While these platforms offer high reliability by connecting patients directly to human doctors, they operate on a high-cost, per-visit model and do not offer continuous, AI-driven monitoring or environmental correlation. On the other side are generative AI models like OpenAI's ChatGPT and Anthropic's Claude. While these models possess vast medical knowledge, their application </w:t>
+        <w:t xml:space="preserve">The digital health market is currently split into two segments. On one side are traditional telemedicine platforms like Practo and Apollo 24/7. While these platforms offer high reliability by connecting patients directly to human doctors, they operate on a high-cost, per-visit model and do not offer continuous, AI-driven monitoring or environmental correlation. On the other side are generative AI models like OpenAI's ChatGPT and Anthropic's Claude. While these models possess vast medical knowledge, their application </w:t>
       </w:r>
       <w:r>
         <w:rPr>
